--- a/NCI_Buy_Outcomes_Not_Technology_2026_Evidence_Update.docx
+++ b/NCI_Buy_Outcomes_Not_Technology_2026_Evidence_Update.docx
@@ -91,7 +91,7 @@
                 <w:color w:val="9A762F"/>
                 <w:sz w:val="14"/>
               </w:rPr>
-              <w:t>NCI RECOMMENDATION / DECISION STANDARD</w:t>
+              <w:t>NCI ANALYSIS / DECISION STANDARD</w:t>
             </w:r>
           </w:p>
           <w:p>
@@ -5069,7 +5069,7 @@
           <w:color w:val="5E6876"/>
           <w:sz w:val="14"/>
         </w:rPr>
-        <w:t>This brief is independent policy analysis for research and educational purposes. It does not constitute legal advice, a vendor endorsement, or a recommendation on a specific contract. Descriptive findings are separated from NCI policy recommendations and implementation proposals.</w:t>
+        <w:t>This brief is independent policy analysis for research and educational purposes. It does not constitute legal advice, a vendor endorsement, or a recommendation on a specific contract. Descriptive findings are separated from NCI analysis and implementation options. NCI does not endorse or oppose legislation, ballot measures or candidates.</w:t>
       </w:r>
     </w:p>
     <w:sectPr>

--- a/NCI_Buy_Outcomes_Not_Technology_2026_Evidence_Update.docx
+++ b/NCI_Buy_Outcomes_Not_Technology_2026_Evidence_Update.docx
@@ -7,13 +7,7 @@
         <w:spacing w:after="60" w:before="40"/>
       </w:pPr>
       <w:r>
-        <w:rPr>
-          <w:rFonts w:ascii="Arial" w:hAnsi="Arial" w:eastAsia="Arial"/>
-          <w:b/>
-          <w:color w:val="9A762F"/>
-          <w:sz w:val="14"/>
-        </w:rPr>
-        <w:t>SURVEILLANCE GOVERNANCE SERIES | BRIEF 03  |  POLICY BRIEF  |  UPDATED SEPTEMBER 19, 2026</w:t>
+        <w:t>SURVEILLANCE GOVERNANCE SERIES | BRIEF 03  |  POLICY BRIEF  |  UPDATED SEPTEMBER 30, 2026</w:t>
       </w:r>
     </w:p>
     <w:p>
@@ -91,7 +85,7 @@
                 <w:color w:val="9A762F"/>
                 <w:sz w:val="14"/>
               </w:rPr>
-              <w:t>NCI ANALYSIS / DECISION STANDARD</w:t>
+              <w:t>NCI RECOMMENDATION / DECISION STANDARD</w:t>
             </w:r>
           </w:p>
           <w:p>
@@ -121,14 +115,9 @@
         <w:spacing w:after="100"/>
       </w:pPr>
       <w:r>
-        <w:rPr>
-          <w:rFonts w:ascii="Arial" w:hAnsi="Arial" w:eastAsia="Arial"/>
-          <w:color w:val="5E6876"/>
-          <w:sz w:val="14"/>
-        </w:rPr>
         <w:t>Donavan Norman | Founder &amp; Executive Director, Northstar Civic Institute</w:t>
         <w:br/>
-        <w:t>Published September 2026 | Updated September 19, 2026</w:t>
+        <w:t>Published September 2026 | Updated September 30, 2026</w:t>
       </w:r>
     </w:p>
     <w:p>
@@ -3339,6 +3328,76 @@
         <w:pStyle w:val="Heading1"/>
       </w:pPr>
       <w:r>
+        <w:t>Treat procurement, exit and change as lifecycle controls</w:t>
+      </w:r>
+    </w:p>
+    <w:p>
+      <w:pPr/>
+      <w:r>
+        <w:t>Procurement and exit should not become separate governance silos. For consequential systems, the same case record should follow the system from need definition through purchase, deployment, material changes, complaints or incidents, evaluation, renewal and termination.</w:t>
+      </w:r>
+    </w:p>
+    <w:p>
+      <w:pPr>
+        <w:pStyle w:val="ListBullet"/>
+      </w:pPr>
+      <w:r>
+        <w:t>Keep the nine core questions constant: Purpose, Authority, Procurement, Data, Decision, Human Control, Evaluation, Accountability and Exit.</w:t>
+      </w:r>
+    </w:p>
+    <w:p>
+      <w:pPr>
+        <w:pStyle w:val="ListBullet"/>
+      </w:pPr>
+      <w:r>
+        <w:t>Add standard lifecycle fields: solicitation and vendor details, contract controls, renewal dates, termination rights, data export and deletion requirements, and a dated change timeline.</w:t>
+      </w:r>
+    </w:p>
+    <w:p>
+      <w:pPr>
+        <w:pStyle w:val="ListBullet"/>
+      </w:pPr>
+      <w:r>
+        <w:t>Maintain a verified incident and complaint history for research and oversight, but do not treat a running public blacklist of agencies or vendors as the default governance product.</w:t>
+      </w:r>
+    </w:p>
+    <w:p>
+      <w:pPr/>
+      <w:r>
+        <w:t>This structure keeps the framework usable across surveillance and sensor systems, automated administrative decisions, and digital infrastructure without turning every control question into a separate program.</w:t>
+      </w:r>
+    </w:p>
+    <w:p>
+      <w:pPr>
+        <w:pStyle w:val="Heading1"/>
+      </w:pPr>
+      <w:r>
+        <w:t>Michigan case: MiDAS shows why the lifecycle matters</w:t>
+      </w:r>
+    </w:p>
+    <w:p>
+      <w:pPr/>
+      <w:r>
+        <w:t>Michigan's unemployment system provides an unusually complete automated-decision case file. MiDAS was fully implemented in 2013. The Michigan Office of the Auditor General later documented security, access and claim-processing control weaknesses. Litigation challenged automated fraud determinations, and the Michigan Attorney General announced a $20 million settlement resolving a civil-rights class action alleging false fraud accusations and wrongful seizures. UIA is now transitioning to the MiUI replacement platform, with benefits functionality scheduled to launch November 9, 2026. [17-19]</w:t>
+      </w:r>
+    </w:p>
+    <w:p>
+      <w:pPr/>
+      <w:r>
+        <w:t>The value of MiDAS is not that it represents every AI system. It is that the public record lets researchers follow one consequential system across authorization, automation, human review, notice, appeal, audit, remediation, replacement and exit.</w:t>
+      </w:r>
+    </w:p>
+    <w:p>
+      <w:pPr/>
+      <w:r>
+        <w:t>Michigan's current AI guidance also supports a lifecycle approach. DTMB expressly describes its public AI document as guidance rather than policy or a procurement process; external tools that store, analyze or process state proprietary data must receive an Authority to Operate through MiSAP, and software purchases remain subject to state procurement rules. MDE's current district resources emphasize purposeful use, privacy, human oversight, equity, transparency and continuous improvement. [20-21]</w:t>
+      </w:r>
+    </w:p>
+    <w:p>
+      <w:pPr>
+        <w:pStyle w:val="Heading1"/>
+      </w:pPr>
+      <w:r>
         <w:t>Minimum contract controls</w:t>
       </w:r>
     </w:p>
@@ -4519,8 +4578,9 @@
       </w:r>
     </w:p>
     <w:p>
+      <w:pPr/>
       <w:r>
-        <w:t>The key procurement question is not whether a product is innovative. It is whether the public agency has lawful authority, a defined need, credible evidence, operational capacity, data and security control, a resilient supplier, an evaluable contract, and an exit path. The 2026 NIST updates make that record easier to build. Michigan's growing ALPR and advanced-mobility activity makes it more urgent to use it.</w:t>
+        <w:t>The key procurement question is not whether a product is innovative. It is whether the public agency has lawful authority, a defined need, credible evidence, operational capacity, data and security control, a resilient supplier, an evaluable contract, and an exit path. Procurement, change management and exit should be recorded as one lifecycle rather than separate governance exercises. The 2026 NIST updates make that record easier to build, and Michigan's MiDAS history shows why the record has to survive beyond initial purchase.</w:t>
       </w:r>
     </w:p>
     <w:p>
@@ -4536,7 +4596,7 @@
         <w:spacing w:after="100"/>
       </w:pPr>
       <w:r>
-        <w:t>Legislative status and current-source references were checked September 19, 2026. Pending bills, public-comment proceedings, draft standards, and agency programs may change after publication.</w:t>
+        <w:t>Legislative status and current-source references were checked through September 30, 2026. Pending bills, public-comment proceedings, draft standards and agency programs may change after publication.</w:t>
       </w:r>
     </w:p>
     <w:p>
@@ -4673,30 +4733,7 @@
         <w:ind w:left="216" w:hanging="216"/>
       </w:pPr>
       <w:r>
-        <w:rPr>
-          <w:rFonts w:ascii="Arial" w:hAnsi="Arial" w:eastAsia="Arial"/>
-          <w:b/>
-          <w:color w:val="1B2A4A"/>
-          <w:sz w:val="15"/>
-        </w:rPr>
-        <w:t xml:space="preserve">[5] </w:t>
-      </w:r>
-      <w:hyperlink r:id="rId15">
-        <w:r>
-          <w:rPr>
-            <w:color w:val="9A762F"/>
-            <w:u w:val="single"/>
-          </w:rPr>
-          <w:t>NIST Privacy Framework 1.1 project page</w:t>
-        </w:r>
-      </w:hyperlink>
-      <w:r>
-        <w:rPr>
-          <w:rFonts w:ascii="Arial" w:hAnsi="Arial" w:eastAsia="Arial"/>
-          <w:color w:val="5E6876"/>
-          <w:sz w:val="14"/>
-        </w:rPr>
-        <w:t>. Version 1.1 remained forthcoming as of September 19, 2026; the initial public draft is available.</w:t>
+        <w:t>[5] NIST Privacy Framework 1.1 project page. Version 1.1 remained listed as coming soon as of September 30, 2026; the initial public draft remains available.</w:t>
       </w:r>
     </w:p>
     <w:p>
@@ -5051,6 +5088,36 @@
       </w:hyperlink>
     </w:p>
     <w:p>
+      <w:pPr/>
+      <w:r>
+        <w:t>[17] Michigan Office of the Auditor General, Michigan Integrated Data Automated System (MiDAS), Performance Audit 641-0593-15, February 2016. https://audgen.michigan.gov/complete-projects/michigan-integrated-data-automated-system-midas/</w:t>
+      </w:r>
+    </w:p>
+    <w:p>
+      <w:pPr/>
+      <w:r>
+        <w:t>[18] Michigan Attorney General, State Announces Settlement of Civil Rights Class Action Alleging False Accusations of Unemployment Fraud, October 20, 2022. https://www.michigan.gov/ag/news/press-releases/2022/10/20/som-settlement-of-civil-rights-class-action-alleging-false-accusations-of-unemployment-fraud</w:t>
+      </w:r>
+    </w:p>
+    <w:p>
+      <w:pPr/>
+      <w:r>
+        <w:t>[19] Michigan Unemployment Insurance Agency, General MiUI Questions. Tax functionality launched February 23, 2026; benefits functionality is scheduled for November 9, 2026. https://www.michigan.gov/leo/bureaus-agencies/uia/miui-university/miui-faq/miui-for-employers/miui</w:t>
+      </w:r>
+    </w:p>
+    <w:p>
+      <w:pPr/>
+      <w:r>
+        <w:t>[20] Michigan DTMB, Adoption and Usage of Artificial Intelligence: Guidelines and Responsibilities, Public Version 1.9, August 2025. https://www.michigan.gov/dtmb/-/media/Project/Websites/dtmb/Law-and-Policies/Governance/State-of-MichiganDTMBAdoption-and-Usage-of-Artificial-IntelligenceGuidelines-and-Responsibilities--P.pdf</w:t>
+      </w:r>
+    </w:p>
+    <w:p>
+      <w:pPr/>
+      <w:r>
+        <w:t>[21] Michigan Department of Education, Artificial Intelligence Guidance. https://www.michigan.gov/mde/services/academic-standards/educational-technology/artificial-intelligence</w:t>
+      </w:r>
+    </w:p>
+    <w:p>
       <w:pPr>
         <w:spacing w:before="140" w:after="0"/>
       </w:pPr>
@@ -5069,7 +5136,7 @@
           <w:color w:val="5E6876"/>
           <w:sz w:val="14"/>
         </w:rPr>
-        <w:t>This brief is independent policy analysis for research and educational purposes. It does not constitute legal advice, a vendor endorsement, or a recommendation on a specific contract. Descriptive findings are separated from NCI analysis and implementation options. NCI does not endorse or oppose legislation, ballot measures or candidates.</w:t>
+        <w:t>This brief is independent policy analysis for research and educational purposes. It does not constitute legal advice, a vendor endorsement, or a recommendation on a specific contract. Descriptive findings are separated from NCI policy recommendations and implementation proposals.</w:t>
       </w:r>
     </w:p>
     <w:sectPr>
